--- a/RFI-Docs/Marijuana Moment 9-10-24--Federal Officials Say Psychedelic-Assisted Therapy Shows Promise For PTSD, But More Research Is Needed.docx
+++ b/RFI-Docs/Marijuana Moment 9-10-24--Federal Officials Say Psychedelic-Assisted Therapy Shows Promise For PTSD, But More Research Is Needed.docx
@@ -4,9 +4,124 @@
   <w:body>
     <w:p>
       <w:pPr>
+        <w:jc w:val="left"/>
+      </w:pPr>
+      <w:r>
+        <w:rPr>
+          <w:color w:val="646464"/>
+          <w:sz w:val="18"/>
+        </w:rPr>
+        <w:t>Document: Marijuana Moment 9-10-24--Federal Officials Say Psychedelic-Assisted Therapy Shows Promise For PTSD, But More Research Is Needed.docx</w:t>
+      </w:r>
+    </w:p>
+    <w:p>
+      <w:pPr>
+        <w:jc w:val="left"/>
+      </w:pPr>
+      <w:r>
+        <w:rPr>
+          <w:color w:val="646464"/>
+          <w:sz w:val="18"/>
+        </w:rPr>
+        <w:t>Title: Marijuana Moment 9-10-24--Federal Officials Say Psychedelic-Assisted Therapy Shows Promise For PTSD, But More Research Is Needed</w:t>
+      </w:r>
+    </w:p>
+    <w:p>
+      <w:pPr>
+        <w:jc w:val="left"/>
+      </w:pPr>
+      <w:r>
+        <w:rPr>
+          <w:color w:val="646464"/>
+          <w:sz w:val="18"/>
+        </w:rPr>
+        <w:t>Topic: Psychedelics | Type: News Articles</w:t>
+      </w:r>
+    </w:p>
+    <w:p>
+      <w:pPr>
+        <w:jc w:val="left"/>
+      </w:pPr>
+      <w:r>
+        <w:rPr>
+          <w:color w:val="646464"/>
+          <w:sz w:val="18"/>
+        </w:rPr>
+        <w:t>Created: 2024-09-11 | By: Richman, Michael (VACO)</w:t>
+      </w:r>
+    </w:p>
+    <w:p>
+      <w:pPr>
+        <w:jc w:val="left"/>
+      </w:pPr>
+      <w:r>
+        <w:rPr>
+          <w:color w:val="646464"/>
+          <w:sz w:val="18"/>
+        </w:rPr>
+        <w:t>Modified: 2024-09-11 | By: Richman, Michael (VACO)</w:t>
+      </w:r>
+    </w:p>
+    <w:p>
+      <w:pPr>
+        <w:jc w:val="left"/>
+      </w:pPr>
+      <w:r>
+        <w:rPr>
+          <w:color w:val="C8C8C8"/>
+          <w:sz w:val="16"/>
+        </w:rPr>
+        <w:t>────────────────────────────────────────────────────────────────────────────────</w:t>
+      </w:r>
+    </w:p>
+    <w:p>
+      <w:pPr>
+        <w:jc w:val="left"/>
+      </w:pPr>
+      <w:r/>
+    </w:p>
+    <w:p>
+      <w:pPr>
+        <w:jc w:val="left"/>
+      </w:pPr>
+      <w:r>
+        <w:rPr>
+          <w:color w:val="646464"/>
+          <w:sz w:val="18"/>
+        </w:rPr>
+        <w:t>Topic: Psychedelics | Type: News Articles</w:t>
+      </w:r>
+    </w:p>
+    <w:p>
+      <w:pPr>
+        <w:jc w:val="left"/>
+      </w:pPr>
+      <w:r>
+        <w:rPr>
+          <w:color w:val="646464"/>
+          <w:sz w:val="18"/>
+        </w:rPr>
+        <w:t>Created: 2024-09-11 | By: Richman, Michael (VACO)</w:t>
+      </w:r>
+    </w:p>
+    <w:p>
+      <w:pPr>
+        <w:jc w:val="left"/>
+      </w:pPr>
+      <w:r>
+        <w:rPr>
+          <w:color w:val="646464"/>
+          <w:sz w:val="18"/>
+        </w:rPr>
+        <w:t>Modified: 2024-09-11 | By: Richman, Michael (VACO)</w:t>
+      </w:r>
+    </w:p>
+    <w:p>
+      <w:pPr>
         <w:shd w:val="clear" w:color="auto" w:fill="FFFFFF"/>
         <w:spacing w:after="0" w:line="240" w:lineRule="auto"/>
         <w:ind w:right="3600"/>
+        <w:jc w:val="left"/>
         <w:textAlignment w:val="baseline"/>
         <w:outlineLvl w:val="0"/>
         <w:rPr>
@@ -23,17 +138,10 @@
       </w:pPr>
       <w:r>
         <w:rPr>
-          <w:rFonts w:ascii="Oswald" w:eastAsia="Times New Roman" w:hAnsi="Oswald" w:cs="Times New Roman"/>
-          <w:b/>
-          <w:bCs/>
-          <w:color w:val="000000"/>
-          <w:spacing w:val="-5"/>
-          <w:kern w:val="36"/>
-          <w:sz w:val="48"/>
-          <w:szCs w:val="48"/>
-          <w14:ligatures w14:val="none"/>
-        </w:rPr>
-        <w:t>Federal Officials Say Psychedelic-Assisted Therapy Shows Promise For PTSD, But More Research Is Needed</w:t>
+          <w:color w:val="C8C8C8"/>
+          <w:sz w:val="16"/>
+        </w:rPr>
+        <w:t>────────────────────────────────────────────────────────────────────────────────</w:t>
       </w:r>
     </w:p>
     <w:p>
@@ -50,65 +158,7 @@
           <w14:ligatures w14:val="none"/>
         </w:rPr>
       </w:pPr>
-      <w:r>
-        <w:rPr>
-          <w:rFonts w:ascii="Roboto" w:eastAsia="Times New Roman" w:hAnsi="Roboto" w:cs="Times New Roman"/>
-          <w:noProof/>
-          <w:color w:val="000000"/>
-          <w:kern w:val="0"/>
-          <w:sz w:val="24"/>
-          <w:szCs w:val="24"/>
-          <w14:ligatures w14:val="none"/>
-        </w:rPr>
-        <w:drawing>
-          <wp:inline distT="0" distB="0" distL="0" distR="0" wp14:anchorId="431FC43B" wp14:editId="70A8F42C">
-            <wp:extent cx="438785" cy="438785"/>
-            <wp:effectExtent l="0" t="0" r="0" b="0"/>
-            <wp:docPr id="1071107147" name="Picture 12"/>
-            <wp:cNvGraphicFramePr>
-              <a:graphicFrameLocks xmlns:a="http://schemas.openxmlformats.org/drawingml/2006/main" noChangeAspect="1"/>
-            </wp:cNvGraphicFramePr>
-            <a:graphic xmlns:a="http://schemas.openxmlformats.org/drawingml/2006/main">
-              <a:graphicData uri="http://schemas.openxmlformats.org/drawingml/2006/picture">
-                <pic:pic xmlns:pic="http://schemas.openxmlformats.org/drawingml/2006/picture">
-                  <pic:nvPicPr>
-                    <pic:cNvPr id="0" name="Picture 1"/>
-                    <pic:cNvPicPr>
-                      <a:picLocks noChangeAspect="1" noChangeArrowheads="1"/>
-                    </pic:cNvPicPr>
-                  </pic:nvPicPr>
-                  <pic:blipFill>
-                    <a:blip r:embed="rId5">
-                      <a:extLst>
-                        <a:ext uri="{28A0092B-C50C-407E-A947-70E740481C1C}">
-                          <a14:useLocalDpi xmlns:a14="http://schemas.microsoft.com/office/drawing/2010/main" val="0"/>
-                        </a:ext>
-                      </a:extLst>
-                    </a:blip>
-                    <a:srcRect/>
-                    <a:stretch>
-                      <a:fillRect/>
-                    </a:stretch>
-                  </pic:blipFill>
-                  <pic:spPr bwMode="auto">
-                    <a:xfrm>
-                      <a:off x="0" y="0"/>
-                      <a:ext cx="438785" cy="438785"/>
-                    </a:xfrm>
-                    <a:prstGeom prst="rect">
-                      <a:avLst/>
-                    </a:prstGeom>
-                    <a:noFill/>
-                    <a:ln>
-                      <a:noFill/>
-                    </a:ln>
-                  </pic:spPr>
-                </pic:pic>
-              </a:graphicData>
-            </a:graphic>
-          </wp:inline>
-        </w:drawing>
-      </w:r>
+      <w:r/>
     </w:p>
     <w:p>
       <w:pPr>
